--- a/audits/juicy-designs-aeo-audit.docx
+++ b/audits/juicy-designs-aeo-audit.docx
@@ -107,7 +107,7 @@
           <w:b/>
           <w:bCs/>
         </w:rPr>
-        <w:t xml:space="preserve">Health score: 24/100 (band F) - 1 critical, 5 high, 6 medium, 3 low. Composite GEO score: 54/100 (poor). Both are computed below. The sitewide suppression of 17 July lifted on 26 September, and impressions are back to about 72% of the July peak. But average position has worsened every week since, from 15.7 to 23.3, so the recovery is not yet secure. The fixes in this audit are the ones that protect it.</w:t>
+        <w:t xml:space="preserve">Health score: 23/100 (band F) - 1 critical, 5 high, 6 medium, 4 low. Composite GEO score: 54/100 (poor). Both are computed below. The sitewide suppression of 17 July lifted on 26 September, and impressions are back to about 72% of the July peak. But average position has worsened every week since, from 15.7 to 23.3, so the recovery is not yet secure. The fixes in this audit are the ones that protect it.</w:t>
       </w:r>
     </w:p>
     <w:p>
@@ -1222,7 +1222,7 @@
                 <w:sz w:val="20"/>
                 <w:szCs w:val="20"/>
               </w:rPr>
-              <w:t xml:space="preserve">Organic keywords (ZA)</w:t>
+              <w:t xml:space="preserve">Pages indexed / not indexed</w:t>
             </w:r>
           </w:p>
         </w:tc>
@@ -1247,7 +1247,7 @@
                 <w:sz w:val="20"/>
                 <w:szCs w:val="20"/>
               </w:rPr>
-              <w:t xml:space="preserve">41 (2 in top 3)</w:t>
+              <w:t xml:space="preserve">1,901 / 348 (23 Oct)</w:t>
             </w:r>
           </w:p>
         </w:tc>
@@ -1272,7 +1272,7 @@
                 <w:sz w:val="20"/>
                 <w:szCs w:val="20"/>
               </w:rPr>
-              <w:t xml:space="preserve">Ubersuggest</w:t>
+              <w:t xml:space="preserve">GSC export</w:t>
             </w:r>
           </w:p>
         </w:tc>
@@ -1297,7 +1297,7 @@
                 <w:sz w:val="20"/>
                 <w:szCs w:val="20"/>
               </w:rPr>
-              <w:t xml:space="preserve">Core "web design pretoria" terms at 104-112</w:t>
+              <w:t xml:space="preserve">Indexed count up from 1,670 on 5 Aug</w:t>
             </w:r>
           </w:p>
         </w:tc>
@@ -1324,7 +1324,21 @@
                 <w:sz w:val="20"/>
                 <w:szCs w:val="20"/>
               </w:rPr>
-              <w:t xml:space="preserve">Referring domains</w:t>
+              <w:t xml:space="preserve">AI-feature impressions</w:t>
+            </w:r>
+          </w:p>
+          <w:p>
+            <w:pPr>
+              <w:spacing w:after="0"/>
+            </w:pPr>
+            <w:r>
+              <w:rPr>
+                <w:b w:val="false"/>
+                <w:bCs w:val="false"/>
+                <w:sz w:val="20"/>
+                <w:szCs w:val="20"/>
+              </w:rPr>
+              <w:t xml:space="preserve">(28 Jul-27 Oct)</w:t>
             </w:r>
           </w:p>
         </w:tc>
@@ -1349,7 +1363,7 @@
                 <w:sz w:val="20"/>
                 <w:szCs w:val="20"/>
               </w:rPr>
-              <w:t xml:space="preserve">472 (92% to homepage)</w:t>
+              <w:t xml:space="preserve">10,433 across 509 pages</w:t>
             </w:r>
           </w:p>
         </w:tc>
@@ -1374,7 +1388,7 @@
                 <w:sz w:val="20"/>
                 <w:szCs w:val="20"/>
               </w:rPr>
-              <w:t xml:space="preserve">Ubersuggest</w:t>
+              <w:t xml:space="preserve">GSC export</w:t>
             </w:r>
           </w:p>
         </w:tc>
@@ -1399,7 +1413,7 @@
                 <w:sz w:val="20"/>
                 <w:szCs w:val="20"/>
               </w:rPr>
-              <w:t xml:space="preserve">Inner pages have almost no links</w:t>
+              <w:t xml:space="preserve">26 a day before 26 Sep, 277 a day since</w:t>
             </w:r>
           </w:p>
         </w:tc>
@@ -1426,7 +1440,7 @@
                 <w:sz w:val="20"/>
                 <w:szCs w:val="20"/>
               </w:rPr>
-              <w:t xml:space="preserve">AI-assistant style queries in GSC</w:t>
+              <w:t xml:space="preserve">Organic keywords (ZA)</w:t>
             </w:r>
           </w:p>
         </w:tc>
@@ -1451,7 +1465,7 @@
                 <w:sz w:val="20"/>
                 <w:szCs w:val="20"/>
               </w:rPr>
-              <w:t xml:space="preserve">Present, positions 1.7-8.1</w:t>
+              <w:t xml:space="preserve">41 (2 in top 3)</w:t>
             </w:r>
           </w:p>
         </w:tc>
@@ -1476,7 +1490,7 @@
                 <w:sz w:val="20"/>
                 <w:szCs w:val="20"/>
               </w:rPr>
-              <w:t xml:space="preserve">GSC</w:t>
+              <w:t xml:space="preserve">Ubersuggest</w:t>
             </w:r>
           </w:p>
         </w:tc>
@@ -1501,7 +1515,7 @@
                 <w:sz w:val="20"/>
                 <w:szCs w:val="20"/>
               </w:rPr>
-              <w:t xml:space="preserve">Evidence that AI grounding searches reach the site</w:t>
+              <w:t xml:space="preserve">Core "web design pretoria" terms at 104-112</w:t>
             </w:r>
           </w:p>
         </w:tc>
@@ -1528,7 +1542,7 @@
                 <w:sz w:val="20"/>
                 <w:szCs w:val="20"/>
               </w:rPr>
-              <w:t xml:space="preserve">GA4 AI referrals / key events</w:t>
+              <w:t xml:space="preserve">Referring domains</w:t>
             </w:r>
           </w:p>
         </w:tc>
@@ -1553,7 +1567,7 @@
                 <w:sz w:val="20"/>
                 <w:szCs w:val="20"/>
               </w:rPr>
-              <w:t xml:space="preserve">Not measured</w:t>
+              <w:t xml:space="preserve">472 (92% to homepage)</w:t>
             </w:r>
           </w:p>
         </w:tc>
@@ -1578,7 +1592,7 @@
                 <w:sz w:val="20"/>
                 <w:szCs w:val="20"/>
               </w:rPr>
-              <w:t xml:space="preserve">GA4</w:t>
+              <w:t xml:space="preserve">Ubersuggest</w:t>
             </w:r>
           </w:p>
         </w:tc>
@@ -1603,7 +1617,7 @@
                 <w:sz w:val="20"/>
                 <w:szCs w:val="20"/>
               </w:rPr>
-              <w:t xml:space="preserve">Connector lacks Analytics permission</w:t>
+              <w:t xml:space="preserve">Inner pages have almost no links</w:t>
             </w:r>
           </w:p>
         </w:tc>
@@ -1630,6 +1644,210 @@
                 <w:sz w:val="20"/>
                 <w:szCs w:val="20"/>
               </w:rPr>
+              <w:t xml:space="preserve">AI-assistant style queries in GSC</w:t>
+            </w:r>
+          </w:p>
+        </w:tc>
+        <w:tc>
+          <w:tcPr>
+            <w:tcW w:type="dxa" w:w="2200"/>
+            <w:tcMar>
+              <w:top w:type="dxa" w:w="60"/>
+              <w:left w:type="dxa" w:w="90"/>
+              <w:bottom w:type="dxa" w:w="60"/>
+              <w:right w:type="dxa" w:w="90"/>
+            </w:tcMar>
+          </w:tcPr>
+          <w:p>
+            <w:pPr>
+              <w:spacing w:after="0"/>
+            </w:pPr>
+            <w:r>
+              <w:rPr>
+                <w:b w:val="false"/>
+                <w:bCs w:val="false"/>
+                <w:sz w:val="20"/>
+                <w:szCs w:val="20"/>
+              </w:rPr>
+              <w:t xml:space="preserve">Present, positions 1.7-8.1</w:t>
+            </w:r>
+          </w:p>
+        </w:tc>
+        <w:tc>
+          <w:tcPr>
+            <w:tcW w:type="dxa" w:w="1500"/>
+            <w:tcMar>
+              <w:top w:type="dxa" w:w="60"/>
+              <w:left w:type="dxa" w:w="90"/>
+              <w:bottom w:type="dxa" w:w="60"/>
+              <w:right w:type="dxa" w:w="90"/>
+            </w:tcMar>
+          </w:tcPr>
+          <w:p>
+            <w:pPr>
+              <w:spacing w:after="0"/>
+            </w:pPr>
+            <w:r>
+              <w:rPr>
+                <w:b w:val="false"/>
+                <w:bCs w:val="false"/>
+                <w:sz w:val="20"/>
+                <w:szCs w:val="20"/>
+              </w:rPr>
+              <w:t xml:space="preserve">GSC</w:t>
+            </w:r>
+          </w:p>
+        </w:tc>
+        <w:tc>
+          <w:tcPr>
+            <w:tcW w:type="dxa" w:w="3360"/>
+            <w:tcMar>
+              <w:top w:type="dxa" w:w="60"/>
+              <w:left w:type="dxa" w:w="90"/>
+              <w:bottom w:type="dxa" w:w="60"/>
+              <w:right w:type="dxa" w:w="90"/>
+            </w:tcMar>
+          </w:tcPr>
+          <w:p>
+            <w:pPr>
+              <w:spacing w:after="0"/>
+            </w:pPr>
+            <w:r>
+              <w:rPr>
+                <w:b w:val="false"/>
+                <w:bCs w:val="false"/>
+                <w:sz w:val="20"/>
+                <w:szCs w:val="20"/>
+              </w:rPr>
+              <w:t xml:space="preserve">Evidence that AI grounding searches reach the site</w:t>
+            </w:r>
+          </w:p>
+        </w:tc>
+      </w:tr>
+      <w:tr>
+        <w:tc>
+          <w:tcPr>
+            <w:tcW w:type="dxa" w:w="2300"/>
+            <w:tcMar>
+              <w:top w:type="dxa" w:w="60"/>
+              <w:left w:type="dxa" w:w="90"/>
+              <w:bottom w:type="dxa" w:w="60"/>
+              <w:right w:type="dxa" w:w="90"/>
+            </w:tcMar>
+          </w:tcPr>
+          <w:p>
+            <w:pPr>
+              <w:spacing w:after="0"/>
+            </w:pPr>
+            <w:r>
+              <w:rPr>
+                <w:b w:val="false"/>
+                <w:bCs w:val="false"/>
+                <w:sz w:val="20"/>
+                <w:szCs w:val="20"/>
+              </w:rPr>
+              <w:t xml:space="preserve">GA4 AI referrals / key events</w:t>
+            </w:r>
+          </w:p>
+        </w:tc>
+        <w:tc>
+          <w:tcPr>
+            <w:tcW w:type="dxa" w:w="2200"/>
+            <w:tcMar>
+              <w:top w:type="dxa" w:w="60"/>
+              <w:left w:type="dxa" w:w="90"/>
+              <w:bottom w:type="dxa" w:w="60"/>
+              <w:right w:type="dxa" w:w="90"/>
+            </w:tcMar>
+          </w:tcPr>
+          <w:p>
+            <w:pPr>
+              <w:spacing w:after="0"/>
+            </w:pPr>
+            <w:r>
+              <w:rPr>
+                <w:b w:val="false"/>
+                <w:bCs w:val="false"/>
+                <w:sz w:val="20"/>
+                <w:szCs w:val="20"/>
+              </w:rPr>
+              <w:t xml:space="preserve">Not measured</w:t>
+            </w:r>
+          </w:p>
+        </w:tc>
+        <w:tc>
+          <w:tcPr>
+            <w:tcW w:type="dxa" w:w="1500"/>
+            <w:tcMar>
+              <w:top w:type="dxa" w:w="60"/>
+              <w:left w:type="dxa" w:w="90"/>
+              <w:bottom w:type="dxa" w:w="60"/>
+              <w:right w:type="dxa" w:w="90"/>
+            </w:tcMar>
+          </w:tcPr>
+          <w:p>
+            <w:pPr>
+              <w:spacing w:after="0"/>
+            </w:pPr>
+            <w:r>
+              <w:rPr>
+                <w:b w:val="false"/>
+                <w:bCs w:val="false"/>
+                <w:sz w:val="20"/>
+                <w:szCs w:val="20"/>
+              </w:rPr>
+              <w:t xml:space="preserve">GA4</w:t>
+            </w:r>
+          </w:p>
+        </w:tc>
+        <w:tc>
+          <w:tcPr>
+            <w:tcW w:type="dxa" w:w="3360"/>
+            <w:tcMar>
+              <w:top w:type="dxa" w:w="60"/>
+              <w:left w:type="dxa" w:w="90"/>
+              <w:bottom w:type="dxa" w:w="60"/>
+              <w:right w:type="dxa" w:w="90"/>
+            </w:tcMar>
+          </w:tcPr>
+          <w:p>
+            <w:pPr>
+              <w:spacing w:after="0"/>
+            </w:pPr>
+            <w:r>
+              <w:rPr>
+                <w:b w:val="false"/>
+                <w:bCs w:val="false"/>
+                <w:sz w:val="20"/>
+                <w:szCs w:val="20"/>
+              </w:rPr>
+              <w:t xml:space="preserve">Connector lacks Analytics permission</w:t>
+            </w:r>
+          </w:p>
+        </w:tc>
+      </w:tr>
+      <w:tr>
+        <w:tc>
+          <w:tcPr>
+            <w:tcW w:type="dxa" w:w="2300"/>
+            <w:tcMar>
+              <w:top w:type="dxa" w:w="60"/>
+              <w:left w:type="dxa" w:w="90"/>
+              <w:bottom w:type="dxa" w:w="60"/>
+              <w:right w:type="dxa" w:w="90"/>
+            </w:tcMar>
+          </w:tcPr>
+          <w:p>
+            <w:pPr>
+              <w:spacing w:after="0"/>
+            </w:pPr>
+            <w:r>
+              <w:rPr>
+                <w:b w:val="false"/>
+                <w:bCs w:val="false"/>
+                <w:sz w:val="20"/>
+                <w:szCs w:val="20"/>
+              </w:rPr>
               <w:t xml:space="preserve">ChatGPT / Perplexity / Gemini / Copilot mentions</w:t>
             </w:r>
           </w:p>
@@ -1711,6 +1929,1814 @@
         </w:tc>
       </w:tr>
     </w:tbl>
+    <w:p>
+      <w:pPr>
+        <w:pStyle w:val="Heading1"/>
+        <w:spacing w:after="130" w:before="260"/>
+      </w:pPr>
+      <w:r>
+        <w:t xml:space="preserve">GSC export verification</w:t>
+      </w:r>
+    </w:p>
+    <w:p>
+      <w:pPr>
+        <w:spacing w:after="120"/>
+      </w:pPr>
+      <w:r>
+        <w:t xml:space="preserve">Ten Search Console exports dated 29 October (Performance, Generative AI features, Coverage and four Coverage drilldowns) were supplied with a draft "top 100 fixes" list. Every URL in the drilldowns was requested live on 29 October, following redirects. GSC reports when Google last saw a problem; the live check shows whether it is still there.</w:t>
+      </w:r>
+    </w:p>
+    <w:p>
+      <w:pPr>
+        <w:pStyle w:val="Heading2"/>
+        <w:spacing w:after="130" w:before="260"/>
+      </w:pPr>
+      <w:r>
+        <w:t xml:space="preserve">Coverage issues, checked live</w:t>
+      </w:r>
+    </w:p>
+    <w:tbl>
+      <w:tblPr>
+        <w:tblW w:type="dxa" w:w="9360"/>
+        <w:tblBorders>
+          <w:top w:val="single" w:color="auto" w:sz="4"/>
+          <w:left w:val="single" w:color="auto" w:sz="4"/>
+          <w:bottom w:val="single" w:color="auto" w:sz="4"/>
+          <w:right w:val="single" w:color="auto" w:sz="4"/>
+          <w:insideH w:val="single" w:color="auto" w:sz="4"/>
+          <w:insideV w:val="single" w:color="auto" w:sz="4"/>
+        </w:tblBorders>
+      </w:tblPr>
+      <w:tblGrid>
+        <w:gridCol w:w="2000"/>
+        <w:gridCol w:w="900"/>
+        <w:gridCol w:w="3760"/>
+        <w:gridCol w:w="2700"/>
+      </w:tblGrid>
+      <w:tr>
+        <w:trPr>
+          <w:tblHeader/>
+        </w:trPr>
+        <w:tc>
+          <w:tcPr>
+            <w:tcW w:type="dxa" w:w="2000"/>
+            <w:shd w:fill="EEEEEE" w:val="clear"/>
+            <w:tcMar>
+              <w:top w:type="dxa" w:w="60"/>
+              <w:left w:type="dxa" w:w="90"/>
+              <w:bottom w:type="dxa" w:w="60"/>
+              <w:right w:type="dxa" w:w="90"/>
+            </w:tcMar>
+          </w:tcPr>
+          <w:p>
+            <w:pPr>
+              <w:spacing w:after="0"/>
+            </w:pPr>
+            <w:r>
+              <w:rPr>
+                <w:b/>
+                <w:bCs/>
+                <w:sz w:val="20"/>
+                <w:szCs w:val="20"/>
+              </w:rPr>
+              <w:t xml:space="preserve">GSC reason</w:t>
+            </w:r>
+          </w:p>
+        </w:tc>
+        <w:tc>
+          <w:tcPr>
+            <w:tcW w:type="dxa" w:w="900"/>
+            <w:shd w:fill="EEEEEE" w:val="clear"/>
+            <w:tcMar>
+              <w:top w:type="dxa" w:w="60"/>
+              <w:left w:type="dxa" w:w="90"/>
+              <w:bottom w:type="dxa" w:w="60"/>
+              <w:right w:type="dxa" w:w="90"/>
+            </w:tcMar>
+          </w:tcPr>
+          <w:p>
+            <w:pPr>
+              <w:spacing w:after="0"/>
+            </w:pPr>
+            <w:r>
+              <w:rPr>
+                <w:b/>
+                <w:bCs/>
+                <w:sz w:val="20"/>
+                <w:szCs w:val="20"/>
+              </w:rPr>
+              <w:t xml:space="preserve">URLs</w:t>
+            </w:r>
+          </w:p>
+        </w:tc>
+        <w:tc>
+          <w:tcPr>
+            <w:tcW w:type="dxa" w:w="3760"/>
+            <w:shd w:fill="EEEEEE" w:val="clear"/>
+            <w:tcMar>
+              <w:top w:type="dxa" w:w="60"/>
+              <w:left w:type="dxa" w:w="90"/>
+              <w:bottom w:type="dxa" w:w="60"/>
+              <w:right w:type="dxa" w:w="90"/>
+            </w:tcMar>
+          </w:tcPr>
+          <w:p>
+            <w:pPr>
+              <w:spacing w:after="0"/>
+            </w:pPr>
+            <w:r>
+              <w:rPr>
+                <w:b/>
+                <w:bCs/>
+                <w:sz w:val="20"/>
+                <w:szCs w:val="20"/>
+              </w:rPr>
+              <w:t xml:space="preserve">Live result on 29 October</w:t>
+            </w:r>
+          </w:p>
+        </w:tc>
+        <w:tc>
+          <w:tcPr>
+            <w:tcW w:type="dxa" w:w="2700"/>
+            <w:shd w:fill="EEEEEE" w:val="clear"/>
+            <w:tcMar>
+              <w:top w:type="dxa" w:w="60"/>
+              <w:left w:type="dxa" w:w="90"/>
+              <w:bottom w:type="dxa" w:w="60"/>
+              <w:right w:type="dxa" w:w="90"/>
+            </w:tcMar>
+          </w:tcPr>
+          <w:p>
+            <w:pPr>
+              <w:spacing w:after="0"/>
+            </w:pPr>
+            <w:r>
+              <w:rPr>
+                <w:b/>
+                <w:bCs/>
+                <w:sz w:val="20"/>
+                <w:szCs w:val="20"/>
+              </w:rPr>
+              <w:t xml:space="preserve">Action</w:t>
+            </w:r>
+          </w:p>
+        </w:tc>
+      </w:tr>
+      <w:tr>
+        <w:tc>
+          <w:tcPr>
+            <w:tcW w:type="dxa" w:w="2000"/>
+            <w:tcMar>
+              <w:top w:type="dxa" w:w="60"/>
+              <w:left w:type="dxa" w:w="90"/>
+              <w:bottom w:type="dxa" w:w="60"/>
+              <w:right w:type="dxa" w:w="90"/>
+            </w:tcMar>
+          </w:tcPr>
+          <w:p>
+            <w:pPr>
+              <w:spacing w:after="0"/>
+            </w:pPr>
+            <w:r>
+              <w:rPr>
+                <w:b w:val="false"/>
+                <w:bCs w:val="false"/>
+                <w:sz w:val="20"/>
+                <w:szCs w:val="20"/>
+              </w:rPr>
+              <w:t xml:space="preserve">Server error (5xx)</w:t>
+            </w:r>
+          </w:p>
+        </w:tc>
+        <w:tc>
+          <w:tcPr>
+            <w:tcW w:type="dxa" w:w="900"/>
+            <w:tcMar>
+              <w:top w:type="dxa" w:w="60"/>
+              <w:left w:type="dxa" w:w="90"/>
+              <w:bottom w:type="dxa" w:w="60"/>
+              <w:right w:type="dxa" w:w="90"/>
+            </w:tcMar>
+          </w:tcPr>
+          <w:p>
+            <w:pPr>
+              <w:spacing w:after="0"/>
+            </w:pPr>
+            <w:r>
+              <w:rPr>
+                <w:b w:val="false"/>
+                <w:bCs w:val="false"/>
+                <w:sz w:val="20"/>
+                <w:szCs w:val="20"/>
+              </w:rPr>
+              <w:t xml:space="preserve">12</w:t>
+            </w:r>
+          </w:p>
+        </w:tc>
+        <w:tc>
+          <w:tcPr>
+            <w:tcW w:type="dxa" w:w="3760"/>
+            <w:tcMar>
+              <w:top w:type="dxa" w:w="60"/>
+              <w:left w:type="dxa" w:w="90"/>
+              <w:bottom w:type="dxa" w:w="60"/>
+              <w:right w:type="dxa" w:w="90"/>
+            </w:tcMar>
+          </w:tcPr>
+          <w:p>
+            <w:pPr>
+              <w:spacing w:after="0"/>
+            </w:pPr>
+            <w:r>
+              <w:rPr>
+                <w:b w:val="false"/>
+                <w:bCs w:val="false"/>
+                <w:sz w:val="20"/>
+                <w:szCs w:val="20"/>
+              </w:rPr>
+              <w:t xml:space="preserve">All 12 now resolve. Last crawled 19-20 Jul, the same days as the suppression. 7 redirect, 5 return 200</w:t>
+            </w:r>
+          </w:p>
+        </w:tc>
+        <w:tc>
+          <w:tcPr>
+            <w:tcW w:type="dxa" w:w="2700"/>
+            <w:tcMar>
+              <w:top w:type="dxa" w:w="60"/>
+              <w:left w:type="dxa" w:w="90"/>
+              <w:bottom w:type="dxa" w:w="60"/>
+              <w:right w:type="dxa" w:w="90"/>
+            </w:tcMar>
+          </w:tcPr>
+          <w:p>
+            <w:pPr>
+              <w:spacing w:after="0"/>
+            </w:pPr>
+            <w:r>
+              <w:rPr>
+                <w:b w:val="false"/>
+                <w:bCs w:val="false"/>
+                <w:sz w:val="20"/>
+                <w:szCs w:val="20"/>
+              </w:rPr>
+              <w:t xml:space="preserve">Validate fix in GSC. Point /downloads/ and the TikTok PDF somewhere relevant, not /blog/ (Y9)</w:t>
+            </w:r>
+          </w:p>
+        </w:tc>
+      </w:tr>
+      <w:tr>
+        <w:tc>
+          <w:tcPr>
+            <w:tcW w:type="dxa" w:w="2000"/>
+            <w:tcMar>
+              <w:top w:type="dxa" w:w="60"/>
+              <w:left w:type="dxa" w:w="90"/>
+              <w:bottom w:type="dxa" w:w="60"/>
+              <w:right w:type="dxa" w:w="90"/>
+            </w:tcMar>
+          </w:tcPr>
+          <w:p>
+            <w:pPr>
+              <w:spacing w:after="0"/>
+            </w:pPr>
+            <w:r>
+              <w:rPr>
+                <w:b w:val="false"/>
+                <w:bCs w:val="false"/>
+                <w:sz w:val="20"/>
+                <w:szCs w:val="20"/>
+              </w:rPr>
+              <w:t xml:space="preserve">Page with redirect</w:t>
+            </w:r>
+          </w:p>
+        </w:tc>
+        <w:tc>
+          <w:tcPr>
+            <w:tcW w:type="dxa" w:w="900"/>
+            <w:tcMar>
+              <w:top w:type="dxa" w:w="60"/>
+              <w:left w:type="dxa" w:w="90"/>
+              <w:bottom w:type="dxa" w:w="60"/>
+              <w:right w:type="dxa" w:w="90"/>
+            </w:tcMar>
+          </w:tcPr>
+          <w:p>
+            <w:pPr>
+              <w:spacing w:after="0"/>
+            </w:pPr>
+            <w:r>
+              <w:rPr>
+                <w:b w:val="false"/>
+                <w:bCs w:val="false"/>
+                <w:sz w:val="20"/>
+                <w:szCs w:val="20"/>
+              </w:rPr>
+              <w:t xml:space="preserve">118</w:t>
+            </w:r>
+          </w:p>
+        </w:tc>
+        <w:tc>
+          <w:tcPr>
+            <w:tcW w:type="dxa" w:w="3760"/>
+            <w:tcMar>
+              <w:top w:type="dxa" w:w="60"/>
+              <w:left w:type="dxa" w:w="90"/>
+              <w:bottom w:type="dxa" w:w="60"/>
+              <w:right w:type="dxa" w:w="90"/>
+            </w:tcMar>
+          </w:tcPr>
+          <w:p>
+            <w:pPr>
+              <w:spacing w:after="0"/>
+            </w:pPr>
+            <w:r>
+              <w:rPr>
+                <w:b w:val="false"/>
+                <w:bCs w:val="false"/>
+                <w:sz w:val="20"/>
+                <w:szCs w:val="20"/>
+              </w:rPr>
+              <w:t xml:space="preserve">All 301 to a 200. 90 take 1 hop, 27 take 2 (non-www, then trailing slash), 1 takes 3</w:t>
+            </w:r>
+          </w:p>
+        </w:tc>
+        <w:tc>
+          <w:tcPr>
+            <w:tcW w:type="dxa" w:w="2700"/>
+            <w:tcMar>
+              <w:top w:type="dxa" w:w="60"/>
+              <w:left w:type="dxa" w:w="90"/>
+              <w:bottom w:type="dxa" w:w="60"/>
+              <w:right w:type="dxa" w:w="90"/>
+            </w:tcMar>
+          </w:tcPr>
+          <w:p>
+            <w:pPr>
+              <w:spacing w:after="0"/>
+            </w:pPr>
+            <w:r>
+              <w:rPr>
+                <w:b w:val="false"/>
+                <w:bCs w:val="false"/>
+                <w:sz w:val="20"/>
+                <w:szCs w:val="20"/>
+              </w:rPr>
+              <w:t xml:space="preserve">Healthy outcome. Collapse the 2-hop chains (Y9)</w:t>
+            </w:r>
+          </w:p>
+        </w:tc>
+      </w:tr>
+      <w:tr>
+        <w:tc>
+          <w:tcPr>
+            <w:tcW w:type="dxa" w:w="2000"/>
+            <w:tcMar>
+              <w:top w:type="dxa" w:w="60"/>
+              <w:left w:type="dxa" w:w="90"/>
+              <w:bottom w:type="dxa" w:w="60"/>
+              <w:right w:type="dxa" w:w="90"/>
+            </w:tcMar>
+          </w:tcPr>
+          <w:p>
+            <w:pPr>
+              <w:spacing w:after="0"/>
+            </w:pPr>
+            <w:r>
+              <w:rPr>
+                <w:b w:val="false"/>
+                <w:bCs w:val="false"/>
+                <w:sz w:val="20"/>
+                <w:szCs w:val="20"/>
+              </w:rPr>
+              <w:t xml:space="preserve">Crawled - currently not indexed</w:t>
+            </w:r>
+          </w:p>
+        </w:tc>
+        <w:tc>
+          <w:tcPr>
+            <w:tcW w:type="dxa" w:w="900"/>
+            <w:tcMar>
+              <w:top w:type="dxa" w:w="60"/>
+              <w:left w:type="dxa" w:w="90"/>
+              <w:bottom w:type="dxa" w:w="60"/>
+              <w:right w:type="dxa" w:w="90"/>
+            </w:tcMar>
+          </w:tcPr>
+          <w:p>
+            <w:pPr>
+              <w:spacing w:after="0"/>
+            </w:pPr>
+            <w:r>
+              <w:rPr>
+                <w:b w:val="false"/>
+                <w:bCs w:val="false"/>
+                <w:sz w:val="20"/>
+                <w:szCs w:val="20"/>
+              </w:rPr>
+              <w:t xml:space="preserve">85</w:t>
+            </w:r>
+          </w:p>
+        </w:tc>
+        <w:tc>
+          <w:tcPr>
+            <w:tcW w:type="dxa" w:w="3760"/>
+            <w:tcMar>
+              <w:top w:type="dxa" w:w="60"/>
+              <w:left w:type="dxa" w:w="90"/>
+              <w:bottom w:type="dxa" w:w="60"/>
+              <w:right w:type="dxa" w:w="90"/>
+            </w:tcMar>
+          </w:tcPr>
+          <w:p>
+            <w:pPr>
+              <w:spacing w:after="0"/>
+            </w:pPr>
+            <w:r>
+              <w:rPr>
+                <w:b w:val="false"/>
+                <w:bCs w:val="false"/>
+                <w:sz w:val="20"/>
+                <w:szCs w:val="20"/>
+              </w:rPr>
+              <w:t xml:space="preserve">73 are sitemap URLs. 63 are indexable HTML: 26 service (19 of them city pages), 23 glossary, 23 blog. The rest are files such as robots.txt, llms.txt and JS</w:t>
+            </w:r>
+          </w:p>
+        </w:tc>
+        <w:tc>
+          <w:tcPr>
+            <w:tcW w:type="dxa" w:w="2700"/>
+            <w:tcMar>
+              <w:top w:type="dxa" w:w="60"/>
+              <w:left w:type="dxa" w:w="90"/>
+              <w:bottom w:type="dxa" w:w="60"/>
+              <w:right w:type="dxa" w:w="90"/>
+            </w:tcMar>
+          </w:tcPr>
+          <w:p>
+            <w:pPr>
+              <w:spacing w:after="0"/>
+            </w:pPr>
+            <w:r>
+              <w:rPr>
+                <w:b w:val="false"/>
+                <w:bCs w:val="false"/>
+                <w:sz w:val="20"/>
+                <w:szCs w:val="20"/>
+              </w:rPr>
+              <w:t xml:space="preserve">Google is already declining the programmatic pages (supports R3). Files need no action</w:t>
+            </w:r>
+          </w:p>
+        </w:tc>
+      </w:tr>
+      <w:tr>
+        <w:tc>
+          <w:tcPr>
+            <w:tcW w:type="dxa" w:w="2000"/>
+            <w:tcMar>
+              <w:top w:type="dxa" w:w="60"/>
+              <w:left w:type="dxa" w:w="90"/>
+              <w:bottom w:type="dxa" w:w="60"/>
+              <w:right w:type="dxa" w:w="90"/>
+            </w:tcMar>
+          </w:tcPr>
+          <w:p>
+            <w:pPr>
+              <w:spacing w:after="0"/>
+            </w:pPr>
+            <w:r>
+              <w:rPr>
+                <w:b w:val="false"/>
+                <w:bCs w:val="false"/>
+                <w:sz w:val="20"/>
+                <w:szCs w:val="20"/>
+              </w:rPr>
+              <w:t xml:space="preserve">Discovered - currently not indexed</w:t>
+            </w:r>
+          </w:p>
+        </w:tc>
+        <w:tc>
+          <w:tcPr>
+            <w:tcW w:type="dxa" w:w="900"/>
+            <w:tcMar>
+              <w:top w:type="dxa" w:w="60"/>
+              <w:left w:type="dxa" w:w="90"/>
+              <w:bottom w:type="dxa" w:w="60"/>
+              <w:right w:type="dxa" w:w="90"/>
+            </w:tcMar>
+          </w:tcPr>
+          <w:p>
+            <w:pPr>
+              <w:spacing w:after="0"/>
+            </w:pPr>
+            <w:r>
+              <w:rPr>
+                <w:b w:val="false"/>
+                <w:bCs w:val="false"/>
+                <w:sz w:val="20"/>
+                <w:szCs w:val="20"/>
+              </w:rPr>
+              <w:t xml:space="preserve">65</w:t>
+            </w:r>
+          </w:p>
+        </w:tc>
+        <w:tc>
+          <w:tcPr>
+            <w:tcW w:type="dxa" w:w="3760"/>
+            <w:tcMar>
+              <w:top w:type="dxa" w:w="60"/>
+              <w:left w:type="dxa" w:w="90"/>
+              <w:bottom w:type="dxa" w:w="60"/>
+              <w:right w:type="dxa" w:w="90"/>
+            </w:tcMar>
+          </w:tcPr>
+          <w:p>
+            <w:pPr>
+              <w:spacing w:after="0"/>
+            </w:pPr>
+            <w:r>
+              <w:rPr>
+                <w:b w:val="false"/>
+                <w:bCs w:val="false"/>
+                <w:sz w:val="20"/>
+                <w:szCs w:val="20"/>
+              </w:rPr>
+              <w:t xml:space="preserve">64 are sitemap URLs returning 200, down from 121 on 5 Aug. One /resources/ URL redirects to a 404</w:t>
+            </w:r>
+          </w:p>
+        </w:tc>
+        <w:tc>
+          <w:tcPr>
+            <w:tcW w:type="dxa" w:w="2700"/>
+            <w:tcMar>
+              <w:top w:type="dxa" w:w="60"/>
+              <w:left w:type="dxa" w:w="90"/>
+              <w:bottom w:type="dxa" w:w="60"/>
+              <w:right w:type="dxa" w:w="90"/>
+            </w:tcMar>
+          </w:tcPr>
+          <w:p>
+            <w:pPr>
+              <w:spacing w:after="0"/>
+            </w:pPr>
+            <w:r>
+              <w:rPr>
+                <w:b w:val="false"/>
+                <w:bCs w:val="false"/>
+                <w:sz w:val="20"/>
+                <w:szCs w:val="20"/>
+              </w:rPr>
+              <w:t xml:space="preserve">Will shrink as R3 and R5 cut the URL count</w:t>
+            </w:r>
+          </w:p>
+        </w:tc>
+      </w:tr>
+      <w:tr>
+        <w:tc>
+          <w:tcPr>
+            <w:tcW w:type="dxa" w:w="2000"/>
+            <w:tcMar>
+              <w:top w:type="dxa" w:w="60"/>
+              <w:left w:type="dxa" w:w="90"/>
+              <w:bottom w:type="dxa" w:w="60"/>
+              <w:right w:type="dxa" w:w="90"/>
+            </w:tcMar>
+          </w:tcPr>
+          <w:p>
+            <w:pPr>
+              <w:spacing w:after="0"/>
+            </w:pPr>
+            <w:r>
+              <w:rPr>
+                <w:b w:val="false"/>
+                <w:bCs w:val="false"/>
+                <w:sz w:val="20"/>
+                <w:szCs w:val="20"/>
+              </w:rPr>
+              <w:t xml:space="preserve">Not found (404) / noindex / alternate canonical / 403 / redirect error</w:t>
+            </w:r>
+          </w:p>
+        </w:tc>
+        <w:tc>
+          <w:tcPr>
+            <w:tcW w:type="dxa" w:w="900"/>
+            <w:tcMar>
+              <w:top w:type="dxa" w:w="60"/>
+              <w:left w:type="dxa" w:w="90"/>
+              <w:bottom w:type="dxa" w:w="60"/>
+              <w:right w:type="dxa" w:w="90"/>
+            </w:tcMar>
+          </w:tcPr>
+          <w:p>
+            <w:pPr>
+              <w:spacing w:after="0"/>
+            </w:pPr>
+            <w:r>
+              <w:rPr>
+                <w:b w:val="false"/>
+                <w:bCs w:val="false"/>
+                <w:sz w:val="20"/>
+                <w:szCs w:val="20"/>
+              </w:rPr>
+              <w:t xml:space="preserve">45 / 6 / 15 / 1 / 1</w:t>
+            </w:r>
+          </w:p>
+        </w:tc>
+        <w:tc>
+          <w:tcPr>
+            <w:tcW w:type="dxa" w:w="3760"/>
+            <w:tcMar>
+              <w:top w:type="dxa" w:w="60"/>
+              <w:left w:type="dxa" w:w="90"/>
+              <w:bottom w:type="dxa" w:w="60"/>
+              <w:right w:type="dxa" w:w="90"/>
+            </w:tcMar>
+          </w:tcPr>
+          <w:p>
+            <w:pPr>
+              <w:spacing w:after="0"/>
+            </w:pPr>
+            <w:r>
+              <w:rPr>
+                <w:b w:val="false"/>
+                <w:bCs w:val="false"/>
+                <w:sz w:val="20"/>
+                <w:szCs w:val="20"/>
+              </w:rPr>
+              <w:t xml:space="preserve">Not exported at URL level, so not checked</w:t>
+            </w:r>
+          </w:p>
+        </w:tc>
+        <w:tc>
+          <w:tcPr>
+            <w:tcW w:type="dxa" w:w="2700"/>
+            <w:tcMar>
+              <w:top w:type="dxa" w:w="60"/>
+              <w:left w:type="dxa" w:w="90"/>
+              <w:bottom w:type="dxa" w:w="60"/>
+              <w:right w:type="dxa" w:w="90"/>
+            </w:tcMar>
+          </w:tcPr>
+          <w:p>
+            <w:pPr>
+              <w:spacing w:after="0"/>
+            </w:pPr>
+            <w:r>
+              <w:rPr>
+                <w:b w:val="false"/>
+                <w:bCs w:val="false"/>
+                <w:sz w:val="20"/>
+                <w:szCs w:val="20"/>
+              </w:rPr>
+              <w:t xml:space="preserve">Export the drilldowns and triage the 404s by inbound links</w:t>
+            </w:r>
+          </w:p>
+        </w:tc>
+      </w:tr>
+    </w:tbl>
+    <w:p>
+      <w:pPr>
+        <w:pStyle w:val="Heading2"/>
+        <w:spacing w:after="130" w:before="260"/>
+      </w:pPr>
+      <w:r>
+        <w:t xml:space="preserve">What the click data can and cannot show</w:t>
+      </w:r>
+    </w:p>
+    <w:p>
+      <w:pPr>
+        <w:spacing w:after="120"/>
+      </w:pPr>
+      <w:r>
+        <w:t xml:space="preserve">The Performance export reports 3,928 clicks over three months, 87.5% of them to the homepage, with desktop CTR at 4.37% against 1.02% on mobile. Those figures cannot be used as they stand. Of the 3,423 clicks attributed to the top 1,000 queries, 1,820 are branded and 1,344 come from just five Pretoria queries clicked 43-91% of the time at positions 72-81. That is the scripted-click pattern documented in August, and it ended on 14 September. Only 259 clicks came from ordinary non-branded queries. Daily clicks averaged 69 before 14 September and 14 since. The homepage share and the desktop-versus-mobile CTR gap are artefacts of the scripted clicks, not user behaviour, so they should not drive title rewrites or mobile work.</w:t>
+      </w:r>
+    </w:p>
+    <w:p>
+      <w:pPr>
+        <w:spacing w:after="120"/>
+      </w:pPr>
+      <w:r>
+        <w:t xml:space="preserve">The Generative AI features export is the most useful AEO baseline available. Pages appeared in AI features 10,433 times in three months, across 509 pages. Daily AI-feature impressions rose from about 26 to about 277 when the suppression lifted on 26 September. The top pages are the homepage (2,059), /blog/facebook-ads-cost-south-africa/ (778) and /services/graphic-design/pricing/ (693). This measures appearances in Google's AI features, not citations by ChatGPT or other assistants.</w:t>
+      </w:r>
+    </w:p>
+    <w:p>
+      <w:pPr>
+        <w:pStyle w:val="Heading2"/>
+        <w:spacing w:after="130" w:before="260"/>
+      </w:pPr>
+      <w:r>
+        <w:t xml:space="preserve">Status of the supplied top 100 list</w:t>
+      </w:r>
+    </w:p>
+    <w:tbl>
+      <w:tblPr>
+        <w:tblW w:type="dxa" w:w="9360"/>
+        <w:tblBorders>
+          <w:top w:val="single" w:color="auto" w:sz="4"/>
+          <w:left w:val="single" w:color="auto" w:sz="4"/>
+          <w:bottom w:val="single" w:color="auto" w:sz="4"/>
+          <w:right w:val="single" w:color="auto" w:sz="4"/>
+          <w:insideH w:val="single" w:color="auto" w:sz="4"/>
+          <w:insideV w:val="single" w:color="auto" w:sz="4"/>
+        </w:tblBorders>
+      </w:tblPr>
+      <w:tblGrid>
+        <w:gridCol w:w="3300"/>
+        <w:gridCol w:w="1800"/>
+        <w:gridCol w:w="4260"/>
+      </w:tblGrid>
+      <w:tr>
+        <w:trPr>
+          <w:tblHeader/>
+        </w:trPr>
+        <w:tc>
+          <w:tcPr>
+            <w:tcW w:type="dxa" w:w="3300"/>
+            <w:shd w:fill="EEEEEE" w:val="clear"/>
+            <w:tcMar>
+              <w:top w:type="dxa" w:w="60"/>
+              <w:left w:type="dxa" w:w="90"/>
+              <w:bottom w:type="dxa" w:w="60"/>
+              <w:right w:type="dxa" w:w="90"/>
+            </w:tcMar>
+          </w:tcPr>
+          <w:p>
+            <w:pPr>
+              <w:spacing w:after="0"/>
+            </w:pPr>
+            <w:r>
+              <w:rPr>
+                <w:b/>
+                <w:bCs/>
+                <w:sz w:val="20"/>
+                <w:szCs w:val="20"/>
+              </w:rPr>
+              <w:t xml:space="preserve">Items in the draft list</w:t>
+            </w:r>
+          </w:p>
+        </w:tc>
+        <w:tc>
+          <w:tcPr>
+            <w:tcW w:type="dxa" w:w="1800"/>
+            <w:shd w:fill="EEEEEE" w:val="clear"/>
+            <w:tcMar>
+              <w:top w:type="dxa" w:w="60"/>
+              <w:left w:type="dxa" w:w="90"/>
+              <w:bottom w:type="dxa" w:w="60"/>
+              <w:right w:type="dxa" w:w="90"/>
+            </w:tcMar>
+          </w:tcPr>
+          <w:p>
+            <w:pPr>
+              <w:spacing w:after="0"/>
+            </w:pPr>
+            <w:r>
+              <w:rPr>
+                <w:b/>
+                <w:bCs/>
+                <w:sz w:val="20"/>
+                <w:szCs w:val="20"/>
+              </w:rPr>
+              <w:t xml:space="preserve">Status</w:t>
+            </w:r>
+          </w:p>
+        </w:tc>
+        <w:tc>
+          <w:tcPr>
+            <w:tcW w:type="dxa" w:w="4260"/>
+            <w:shd w:fill="EEEEEE" w:val="clear"/>
+            <w:tcMar>
+              <w:top w:type="dxa" w:w="60"/>
+              <w:left w:type="dxa" w:w="90"/>
+              <w:bottom w:type="dxa" w:w="60"/>
+              <w:right w:type="dxa" w:w="90"/>
+            </w:tcMar>
+          </w:tcPr>
+          <w:p>
+            <w:pPr>
+              <w:spacing w:after="0"/>
+            </w:pPr>
+            <w:r>
+              <w:rPr>
+                <w:b/>
+                <w:bCs/>
+                <w:sz w:val="20"/>
+                <w:szCs w:val="20"/>
+              </w:rPr>
+              <w:t xml:space="preserve">Note</w:t>
+            </w:r>
+          </w:p>
+        </w:tc>
+      </w:tr>
+      <w:tr>
+        <w:tc>
+          <w:tcPr>
+            <w:tcW w:type="dxa" w:w="3300"/>
+            <w:tcMar>
+              <w:top w:type="dxa" w:w="60"/>
+              <w:left w:type="dxa" w:w="90"/>
+              <w:bottom w:type="dxa" w:w="60"/>
+              <w:right w:type="dxa" w:w="90"/>
+            </w:tcMar>
+          </w:tcPr>
+          <w:p>
+            <w:pPr>
+              <w:spacing w:after="0"/>
+            </w:pPr>
+            <w:r>
+              <w:rPr>
+                <w:b w:val="false"/>
+                <w:bCs w:val="false"/>
+                <w:sz w:val="20"/>
+                <w:szCs w:val="20"/>
+              </w:rPr>
+              <w:t xml:space="preserve">01, 11, 13, 14 (5xx)</w:t>
+            </w:r>
+          </w:p>
+        </w:tc>
+        <w:tc>
+          <w:tcPr>
+            <w:tcW w:type="dxa" w:w="1800"/>
+            <w:tcMar>
+              <w:top w:type="dxa" w:w="60"/>
+              <w:left w:type="dxa" w:w="90"/>
+              <w:bottom w:type="dxa" w:w="60"/>
+              <w:right w:type="dxa" w:w="90"/>
+            </w:tcMar>
+          </w:tcPr>
+          <w:p>
+            <w:pPr>
+              <w:spacing w:after="0"/>
+            </w:pPr>
+            <w:r>
+              <w:rPr>
+                <w:b w:val="false"/>
+                <w:bCs w:val="false"/>
+                <w:sz w:val="20"/>
+                <w:szCs w:val="20"/>
+              </w:rPr>
+              <w:t xml:space="preserve">Resolved</w:t>
+            </w:r>
+          </w:p>
+        </w:tc>
+        <w:tc>
+          <w:tcPr>
+            <w:tcW w:type="dxa" w:w="4260"/>
+            <w:tcMar>
+              <w:top w:type="dxa" w:w="60"/>
+              <w:left w:type="dxa" w:w="90"/>
+              <w:bottom w:type="dxa" w:w="60"/>
+              <w:right w:type="dxa" w:w="90"/>
+            </w:tcMar>
+          </w:tcPr>
+          <w:p>
+            <w:pPr>
+              <w:spacing w:after="0"/>
+            </w:pPr>
+            <w:r>
+              <w:rPr>
+                <w:b w:val="false"/>
+                <w:bCs w:val="false"/>
+                <w:sz w:val="20"/>
+                <w:szCs w:val="20"/>
+              </w:rPr>
+              <w:t xml:space="preserve">All 12 URLs resolve live. Validate in GSC and fix the /downloads/ redirect target</w:t>
+            </w:r>
+          </w:p>
+        </w:tc>
+      </w:tr>
+      <w:tr>
+        <w:tc>
+          <w:tcPr>
+            <w:tcW w:type="dxa" w:w="3300"/>
+            <w:tcMar>
+              <w:top w:type="dxa" w:w="60"/>
+              <w:left w:type="dxa" w:w="90"/>
+              <w:bottom w:type="dxa" w:w="60"/>
+              <w:right w:type="dxa" w:w="90"/>
+            </w:tcMar>
+          </w:tcPr>
+          <w:p>
+            <w:pPr>
+              <w:spacing w:after="0"/>
+            </w:pPr>
+            <w:r>
+              <w:rPr>
+                <w:b w:val="false"/>
+                <w:bCs w:val="false"/>
+                <w:sz w:val="20"/>
+                <w:szCs w:val="20"/>
+              </w:rPr>
+              <w:t xml:space="preserve">02 (bot challenge)</w:t>
+            </w:r>
+          </w:p>
+        </w:tc>
+        <w:tc>
+          <w:tcPr>
+            <w:tcW w:type="dxa" w:w="1800"/>
+            <w:tcMar>
+              <w:top w:type="dxa" w:w="60"/>
+              <w:left w:type="dxa" w:w="90"/>
+              <w:bottom w:type="dxa" w:w="60"/>
+              <w:right w:type="dxa" w:w="90"/>
+            </w:tcMar>
+          </w:tcPr>
+          <w:p>
+            <w:pPr>
+              <w:spacing w:after="0"/>
+            </w:pPr>
+            <w:r>
+              <w:rPr>
+                <w:b w:val="false"/>
+                <w:bCs w:val="false"/>
+                <w:sz w:val="20"/>
+                <w:szCs w:val="20"/>
+              </w:rPr>
+              <w:t xml:space="preserve">Confirmed, critical</w:t>
+            </w:r>
+          </w:p>
+        </w:tc>
+        <w:tc>
+          <w:tcPr>
+            <w:tcW w:type="dxa" w:w="4260"/>
+            <w:tcMar>
+              <w:top w:type="dxa" w:w="60"/>
+              <w:left w:type="dxa" w:w="90"/>
+              <w:bottom w:type="dxa" w:w="60"/>
+              <w:right w:type="dxa" w:w="90"/>
+            </w:tcMar>
+          </w:tcPr>
+          <w:p>
+            <w:pPr>
+              <w:spacing w:after="0"/>
+            </w:pPr>
+            <w:r>
+              <w:rPr>
+                <w:b w:val="false"/>
+                <w:bCs w:val="false"/>
+                <w:sz w:val="20"/>
+                <w:szCs w:val="20"/>
+              </w:rPr>
+              <w:t xml:space="preserve">See R1. Ubersuggest's crawler was served the challenge on the homepage itself, so it is not limited to two URLs</w:t>
+            </w:r>
+          </w:p>
+        </w:tc>
+      </w:tr>
+      <w:tr>
+        <w:tc>
+          <w:tcPr>
+            <w:tcW w:type="dxa" w:w="3300"/>
+            <w:tcMar>
+              <w:top w:type="dxa" w:w="60"/>
+              <w:left w:type="dxa" w:w="90"/>
+              <w:bottom w:type="dxa" w:w="60"/>
+              <w:right w:type="dxa" w:w="90"/>
+            </w:tcMar>
+          </w:tcPr>
+          <w:p>
+            <w:pPr>
+              <w:spacing w:after="0"/>
+            </w:pPr>
+            <w:r>
+              <w:rPr>
+                <w:b w:val="false"/>
+                <w:bCs w:val="false"/>
+                <w:sz w:val="20"/>
+                <w:szCs w:val="20"/>
+              </w:rPr>
+              <w:t xml:space="preserve">03-06, 15-16, 31-32 (redirects, 404s, exclusions)</w:t>
+            </w:r>
+          </w:p>
+        </w:tc>
+        <w:tc>
+          <w:tcPr>
+            <w:tcW w:type="dxa" w:w="1800"/>
+            <w:tcMar>
+              <w:top w:type="dxa" w:w="60"/>
+              <w:left w:type="dxa" w:w="90"/>
+              <w:bottom w:type="dxa" w:w="60"/>
+              <w:right w:type="dxa" w:w="90"/>
+            </w:tcMar>
+          </w:tcPr>
+          <w:p>
+            <w:pPr>
+              <w:spacing w:after="0"/>
+            </w:pPr>
+            <w:r>
+              <w:rPr>
+                <w:b w:val="false"/>
+                <w:bCs w:val="false"/>
+                <w:sz w:val="20"/>
+                <w:szCs w:val="20"/>
+              </w:rPr>
+              <w:t xml:space="preserve">Partly confirmed</w:t>
+            </w:r>
+          </w:p>
+        </w:tc>
+        <w:tc>
+          <w:tcPr>
+            <w:tcW w:type="dxa" w:w="4260"/>
+            <w:tcMar>
+              <w:top w:type="dxa" w:w="60"/>
+              <w:left w:type="dxa" w:w="90"/>
+              <w:bottom w:type="dxa" w:w="60"/>
+              <w:right w:type="dxa" w:w="90"/>
+            </w:tcMar>
+          </w:tcPr>
+          <w:p>
+            <w:pPr>
+              <w:spacing w:after="0"/>
+            </w:pPr>
+            <w:r>
+              <w:rPr>
+                <w:b w:val="false"/>
+                <w:bCs w:val="false"/>
+                <w:sz w:val="20"/>
+                <w:szCs w:val="20"/>
+              </w:rPr>
+              <w:t xml:space="preserve">Folded into Y9, R3 and R5 above</w:t>
+            </w:r>
+          </w:p>
+        </w:tc>
+      </w:tr>
+      <w:tr>
+        <w:tc>
+          <w:tcPr>
+            <w:tcW w:type="dxa" w:w="3300"/>
+            <w:tcMar>
+              <w:top w:type="dxa" w:w="60"/>
+              <w:left w:type="dxa" w:w="90"/>
+              <w:bottom w:type="dxa" w:w="60"/>
+              <w:right w:type="dxa" w:w="90"/>
+            </w:tcMar>
+          </w:tcPr>
+          <w:p>
+            <w:pPr>
+              <w:spacing w:after="0"/>
+            </w:pPr>
+            <w:r>
+              <w:rPr>
+                <w:b w:val="false"/>
+                <w:bCs w:val="false"/>
+                <w:sz w:val="20"/>
+                <w:szCs w:val="20"/>
+              </w:rPr>
+              <w:t xml:space="preserve">09, 59, 61-62 (homepage share, low-CTR titles)</w:t>
+            </w:r>
+          </w:p>
+        </w:tc>
+        <w:tc>
+          <w:tcPr>
+            <w:tcW w:type="dxa" w:w="1800"/>
+            <w:tcMar>
+              <w:top w:type="dxa" w:w="60"/>
+              <w:left w:type="dxa" w:w="90"/>
+              <w:bottom w:type="dxa" w:w="60"/>
+              <w:right w:type="dxa" w:w="90"/>
+            </w:tcMar>
+          </w:tcPr>
+          <w:p>
+            <w:pPr>
+              <w:spacing w:after="0"/>
+            </w:pPr>
+            <w:r>
+              <w:rPr>
+                <w:b w:val="false"/>
+                <w:bCs w:val="false"/>
+                <w:sz w:val="20"/>
+                <w:szCs w:val="20"/>
+              </w:rPr>
+              <w:t xml:space="preserve">Based on contaminated data</w:t>
+            </w:r>
+          </w:p>
+        </w:tc>
+        <w:tc>
+          <w:tcPr>
+            <w:tcW w:type="dxa" w:w="4260"/>
+            <w:tcMar>
+              <w:top w:type="dxa" w:w="60"/>
+              <w:left w:type="dxa" w:w="90"/>
+              <w:bottom w:type="dxa" w:w="60"/>
+              <w:right w:type="dxa" w:w="90"/>
+            </w:tcMar>
+          </w:tcPr>
+          <w:p>
+            <w:pPr>
+              <w:spacing w:after="0"/>
+            </w:pPr>
+            <w:r>
+              <w:rPr>
+                <w:b w:val="false"/>
+                <w:bCs w:val="false"/>
+                <w:sz w:val="20"/>
+                <w:szCs w:val="20"/>
+              </w:rPr>
+              <w:t xml:space="preserve">Re-assess on post-14 September data only</w:t>
+            </w:r>
+          </w:p>
+        </w:tc>
+      </w:tr>
+      <w:tr>
+        <w:tc>
+          <w:tcPr>
+            <w:tcW w:type="dxa" w:w="3300"/>
+            <w:tcMar>
+              <w:top w:type="dxa" w:w="60"/>
+              <w:left w:type="dxa" w:w="90"/>
+              <w:bottom w:type="dxa" w:w="60"/>
+              <w:right w:type="dxa" w:w="90"/>
+            </w:tcMar>
+          </w:tcPr>
+          <w:p>
+            <w:pPr>
+              <w:spacing w:after="0"/>
+            </w:pPr>
+            <w:r>
+              <w:rPr>
+                <w:b w:val="false"/>
+                <w:bCs w:val="false"/>
+                <w:sz w:val="20"/>
+                <w:szCs w:val="20"/>
+              </w:rPr>
+              <w:t xml:space="preserve">10, 96-98 (GA4 lead tracking)</w:t>
+            </w:r>
+          </w:p>
+        </w:tc>
+        <w:tc>
+          <w:tcPr>
+            <w:tcW w:type="dxa" w:w="1800"/>
+            <w:tcMar>
+              <w:top w:type="dxa" w:w="60"/>
+              <w:left w:type="dxa" w:w="90"/>
+              <w:bottom w:type="dxa" w:w="60"/>
+              <w:right w:type="dxa" w:w="90"/>
+            </w:tcMar>
+          </w:tcPr>
+          <w:p>
+            <w:pPr>
+              <w:spacing w:after="0"/>
+            </w:pPr>
+            <w:r>
+              <w:rPr>
+                <w:b w:val="false"/>
+                <w:bCs w:val="false"/>
+                <w:sz w:val="20"/>
+                <w:szCs w:val="20"/>
+              </w:rPr>
+              <w:t xml:space="preserve">Confirmed</w:t>
+            </w:r>
+          </w:p>
+        </w:tc>
+        <w:tc>
+          <w:tcPr>
+            <w:tcW w:type="dxa" w:w="4260"/>
+            <w:tcMar>
+              <w:top w:type="dxa" w:w="60"/>
+              <w:left w:type="dxa" w:w="90"/>
+              <w:bottom w:type="dxa" w:w="60"/>
+              <w:right w:type="dxa" w:w="90"/>
+            </w:tcMar>
+          </w:tcPr>
+          <w:p>
+            <w:pPr>
+              <w:spacing w:after="0"/>
+            </w:pPr>
+            <w:r>
+              <w:rPr>
+                <w:b w:val="false"/>
+                <w:bCs w:val="false"/>
+                <w:sz w:val="20"/>
+                <w:szCs w:val="20"/>
+              </w:rPr>
+              <w:t xml:space="preserve">August audit found 0 key events in 120,957 sessions. Roadmap item 11</w:t>
+            </w:r>
+          </w:p>
+        </w:tc>
+      </w:tr>
+      <w:tr>
+        <w:tc>
+          <w:tcPr>
+            <w:tcW w:type="dxa" w:w="3300"/>
+            <w:tcMar>
+              <w:top w:type="dxa" w:w="60"/>
+              <w:left w:type="dxa" w:w="90"/>
+              <w:bottom w:type="dxa" w:w="60"/>
+              <w:right w:type="dxa" w:w="90"/>
+            </w:tcMar>
+          </w:tcPr>
+          <w:p>
+            <w:pPr>
+              <w:spacing w:after="0"/>
+            </w:pPr>
+            <w:r>
+              <w:rPr>
+                <w:b w:val="false"/>
+                <w:bCs w:val="false"/>
+                <w:sz w:val="20"/>
+                <w:szCs w:val="20"/>
+              </w:rPr>
+              <w:t xml:space="preserve">12 (/services/search-engine-optimisation/)</w:t>
+            </w:r>
+          </w:p>
+        </w:tc>
+        <w:tc>
+          <w:tcPr>
+            <w:tcW w:type="dxa" w:w="1800"/>
+            <w:tcMar>
+              <w:top w:type="dxa" w:w="60"/>
+              <w:left w:type="dxa" w:w="90"/>
+              <w:bottom w:type="dxa" w:w="60"/>
+              <w:right w:type="dxa" w:w="90"/>
+            </w:tcMar>
+          </w:tcPr>
+          <w:p>
+            <w:pPr>
+              <w:spacing w:after="0"/>
+            </w:pPr>
+            <w:r>
+              <w:rPr>
+                <w:b w:val="false"/>
+                <w:bCs w:val="false"/>
+                <w:sz w:val="20"/>
+                <w:szCs w:val="20"/>
+              </w:rPr>
+              <w:t xml:space="preserve">Resolved</w:t>
+            </w:r>
+          </w:p>
+        </w:tc>
+        <w:tc>
+          <w:tcPr>
+            <w:tcW w:type="dxa" w:w="4260"/>
+            <w:tcMar>
+              <w:top w:type="dxa" w:w="60"/>
+              <w:left w:type="dxa" w:w="90"/>
+              <w:bottom w:type="dxa" w:w="60"/>
+              <w:right w:type="dxa" w:w="90"/>
+            </w:tcMar>
+          </w:tcPr>
+          <w:p>
+            <w:pPr>
+              <w:spacing w:after="0"/>
+            </w:pPr>
+            <w:r>
+              <w:rPr>
+                <w:b w:val="false"/>
+                <w:bCs w:val="false"/>
+                <w:sz w:val="20"/>
+                <w:szCs w:val="20"/>
+              </w:rPr>
+              <w:t xml:space="preserve">It 301s to /services/seo/ as planned</w:t>
+            </w:r>
+          </w:p>
+        </w:tc>
+      </w:tr>
+      <w:tr>
+        <w:tc>
+          <w:tcPr>
+            <w:tcW w:type="dxa" w:w="3300"/>
+            <w:tcMar>
+              <w:top w:type="dxa" w:w="60"/>
+              <w:left w:type="dxa" w:w="90"/>
+              <w:bottom w:type="dxa" w:w="60"/>
+              <w:right w:type="dxa" w:w="90"/>
+            </w:tcMar>
+          </w:tcPr>
+          <w:p>
+            <w:pPr>
+              <w:spacing w:after="0"/>
+            </w:pPr>
+            <w:r>
+              <w:rPr>
+                <w:b w:val="false"/>
+                <w:bCs w:val="false"/>
+                <w:sz w:val="20"/>
+                <w:szCs w:val="20"/>
+              </w:rPr>
+              <w:t xml:space="preserve">17-25 (HTTPS, www, canonicals, sitemaps, robots, rendering)</w:t>
+            </w:r>
+          </w:p>
+        </w:tc>
+        <w:tc>
+          <w:tcPr>
+            <w:tcW w:type="dxa" w:w="1800"/>
+            <w:tcMar>
+              <w:top w:type="dxa" w:w="60"/>
+              <w:left w:type="dxa" w:w="90"/>
+              <w:bottom w:type="dxa" w:w="60"/>
+              <w:right w:type="dxa" w:w="90"/>
+            </w:tcMar>
+          </w:tcPr>
+          <w:p>
+            <w:pPr>
+              <w:spacing w:after="0"/>
+            </w:pPr>
+            <w:r>
+              <w:rPr>
+                <w:b w:val="false"/>
+                <w:bCs w:val="false"/>
+                <w:sz w:val="20"/>
+                <w:szCs w:val="20"/>
+              </w:rPr>
+              <w:t xml:space="preserve">Pass</w:t>
+            </w:r>
+          </w:p>
+        </w:tc>
+        <w:tc>
+          <w:tcPr>
+            <w:tcW w:type="dxa" w:w="4260"/>
+            <w:tcMar>
+              <w:top w:type="dxa" w:w="60"/>
+              <w:left w:type="dxa" w:w="90"/>
+              <w:bottom w:type="dxa" w:w="60"/>
+              <w:right w:type="dxa" w:w="90"/>
+            </w:tcMar>
+          </w:tcPr>
+          <w:p>
+            <w:pPr>
+              <w:spacing w:after="0"/>
+            </w:pPr>
+            <w:r>
+              <w:rPr>
+                <w:b w:val="false"/>
+                <w:bCs w:val="false"/>
+                <w:sz w:val="20"/>
+                <w:szCs w:val="20"/>
+              </w:rPr>
+              <w:t xml:space="preserve">Checked across 2,041 URLs. No action beyond R1 and Y9</w:t>
+            </w:r>
+          </w:p>
+        </w:tc>
+      </w:tr>
+      <w:tr>
+        <w:tc>
+          <w:tcPr>
+            <w:tcW w:type="dxa" w:w="3300"/>
+            <w:tcMar>
+              <w:top w:type="dxa" w:w="60"/>
+              <w:left w:type="dxa" w:w="90"/>
+              <w:bottom w:type="dxa" w:w="60"/>
+              <w:right w:type="dxa" w:w="90"/>
+            </w:tcMar>
+          </w:tcPr>
+          <w:p>
+            <w:pPr>
+              <w:spacing w:after="0"/>
+            </w:pPr>
+            <w:r>
+              <w:rPr>
+                <w:b w:val="false"/>
+                <w:bCs w:val="false"/>
+                <w:sz w:val="20"/>
+                <w:szCs w:val="20"/>
+              </w:rPr>
+              <w:t xml:space="preserve">26-29 (Core Web Vitals)</w:t>
+            </w:r>
+          </w:p>
+        </w:tc>
+        <w:tc>
+          <w:tcPr>
+            <w:tcW w:type="dxa" w:w="1800"/>
+            <w:tcMar>
+              <w:top w:type="dxa" w:w="60"/>
+              <w:left w:type="dxa" w:w="90"/>
+              <w:bottom w:type="dxa" w:w="60"/>
+              <w:right w:type="dxa" w:w="90"/>
+            </w:tcMar>
+          </w:tcPr>
+          <w:p>
+            <w:pPr>
+              <w:spacing w:after="0"/>
+            </w:pPr>
+            <w:r>
+              <w:rPr>
+                <w:b w:val="false"/>
+                <w:bCs w:val="false"/>
+                <w:sz w:val="20"/>
+                <w:szCs w:val="20"/>
+              </w:rPr>
+              <w:t xml:space="preserve">Pass</w:t>
+            </w:r>
+          </w:p>
+        </w:tc>
+        <w:tc>
+          <w:tcPr>
+            <w:tcW w:type="dxa" w:w="4260"/>
+            <w:tcMar>
+              <w:top w:type="dxa" w:w="60"/>
+              <w:left w:type="dxa" w:w="90"/>
+              <w:bottom w:type="dxa" w:w="60"/>
+              <w:right w:type="dxa" w:w="90"/>
+            </w:tcMar>
+          </w:tcPr>
+          <w:p>
+            <w:pPr>
+              <w:spacing w:after="0"/>
+            </w:pPr>
+            <w:r>
+              <w:rPr>
+                <w:b w:val="false"/>
+                <w:bCs w:val="false"/>
+                <w:sz w:val="20"/>
+                <w:szCs w:val="20"/>
+              </w:rPr>
+              <w:t xml:space="preserve">LCP 1.5 s, CLS 0, INP 80 ms. Low priority</w:t>
+            </w:r>
+          </w:p>
+        </w:tc>
+      </w:tr>
+      <w:tr>
+        <w:tc>
+          <w:tcPr>
+            <w:tcW w:type="dxa" w:w="3300"/>
+            <w:tcMar>
+              <w:top w:type="dxa" w:w="60"/>
+              <w:left w:type="dxa" w:w="90"/>
+              <w:bottom w:type="dxa" w:w="60"/>
+              <w:right w:type="dxa" w:w="90"/>
+            </w:tcMar>
+          </w:tcPr>
+          <w:p>
+            <w:pPr>
+              <w:spacing w:after="0"/>
+            </w:pPr>
+            <w:r>
+              <w:rPr>
+                <w:b w:val="false"/>
+                <w:bCs w:val="false"/>
+                <w:sz w:val="20"/>
+                <w:szCs w:val="20"/>
+              </w:rPr>
+              <w:t xml:space="preserve">40, 95 (glossary, doorway risk)</w:t>
+            </w:r>
+          </w:p>
+        </w:tc>
+        <w:tc>
+          <w:tcPr>
+            <w:tcW w:type="dxa" w:w="1800"/>
+            <w:tcMar>
+              <w:top w:type="dxa" w:w="60"/>
+              <w:left w:type="dxa" w:w="90"/>
+              <w:bottom w:type="dxa" w:w="60"/>
+              <w:right w:type="dxa" w:w="90"/>
+            </w:tcMar>
+          </w:tcPr>
+          <w:p>
+            <w:pPr>
+              <w:spacing w:after="0"/>
+            </w:pPr>
+            <w:r>
+              <w:rPr>
+                <w:b w:val="false"/>
+                <w:bCs w:val="false"/>
+                <w:sz w:val="20"/>
+                <w:szCs w:val="20"/>
+              </w:rPr>
+              <w:t xml:space="preserve">Confirmed, high</w:t>
+            </w:r>
+          </w:p>
+        </w:tc>
+        <w:tc>
+          <w:tcPr>
+            <w:tcW w:type="dxa" w:w="4260"/>
+            <w:tcMar>
+              <w:top w:type="dxa" w:w="60"/>
+              <w:left w:type="dxa" w:w="90"/>
+              <w:bottom w:type="dxa" w:w="60"/>
+              <w:right w:type="dxa" w:w="90"/>
+            </w:tcMar>
+          </w:tcPr>
+          <w:p>
+            <w:pPr>
+              <w:spacing w:after="0"/>
+            </w:pPr>
+            <w:r>
+              <w:rPr>
+                <w:b w:val="false"/>
+                <w:bCs w:val="false"/>
+                <w:sz w:val="20"/>
+                <w:szCs w:val="20"/>
+              </w:rPr>
+              <w:t xml:space="preserve">See R3</w:t>
+            </w:r>
+          </w:p>
+        </w:tc>
+      </w:tr>
+      <w:tr>
+        <w:tc>
+          <w:tcPr>
+            <w:tcW w:type="dxa" w:w="3300"/>
+            <w:tcMar>
+              <w:top w:type="dxa" w:w="60"/>
+              <w:left w:type="dxa" w:w="90"/>
+              <w:bottom w:type="dxa" w:w="60"/>
+              <w:right w:type="dxa" w:w="90"/>
+            </w:tcMar>
+          </w:tcPr>
+          <w:p>
+            <w:pPr>
+              <w:spacing w:after="0"/>
+            </w:pPr>
+            <w:r>
+              <w:rPr>
+                <w:b w:val="false"/>
+                <w:bCs w:val="false"/>
+                <w:sz w:val="20"/>
+                <w:szCs w:val="20"/>
+              </w:rPr>
+              <w:t xml:space="preserve">46-48, 57 (cannibalisation, SEO/AEO/GEO overlap)</w:t>
+            </w:r>
+          </w:p>
+        </w:tc>
+        <w:tc>
+          <w:tcPr>
+            <w:tcW w:type="dxa" w:w="1800"/>
+            <w:tcMar>
+              <w:top w:type="dxa" w:w="60"/>
+              <w:left w:type="dxa" w:w="90"/>
+              <w:bottom w:type="dxa" w:w="60"/>
+              <w:right w:type="dxa" w:w="90"/>
+            </w:tcMar>
+          </w:tcPr>
+          <w:p>
+            <w:pPr>
+              <w:spacing w:after="0"/>
+            </w:pPr>
+            <w:r>
+              <w:rPr>
+                <w:b w:val="false"/>
+                <w:bCs w:val="false"/>
+                <w:sz w:val="20"/>
+                <w:szCs w:val="20"/>
+              </w:rPr>
+              <w:t xml:space="preserve">Confirmed, high</w:t>
+            </w:r>
+          </w:p>
+        </w:tc>
+        <w:tc>
+          <w:tcPr>
+            <w:tcW w:type="dxa" w:w="4260"/>
+            <w:tcMar>
+              <w:top w:type="dxa" w:w="60"/>
+              <w:left w:type="dxa" w:w="90"/>
+              <w:bottom w:type="dxa" w:w="60"/>
+              <w:right w:type="dxa" w:w="90"/>
+            </w:tcMar>
+          </w:tcPr>
+          <w:p>
+            <w:pPr>
+              <w:spacing w:after="0"/>
+            </w:pPr>
+            <w:r>
+              <w:rPr>
+                <w:b w:val="false"/>
+                <w:bCs w:val="false"/>
+                <w:sz w:val="20"/>
+                <w:szCs w:val="20"/>
+              </w:rPr>
+              <w:t xml:space="preserve">See R5</w:t>
+            </w:r>
+          </w:p>
+        </w:tc>
+      </w:tr>
+      <w:tr>
+        <w:tc>
+          <w:tcPr>
+            <w:tcW w:type="dxa" w:w="3300"/>
+            <w:tcMar>
+              <w:top w:type="dxa" w:w="60"/>
+              <w:left w:type="dxa" w:w="90"/>
+              <w:bottom w:type="dxa" w:w="60"/>
+              <w:right w:type="dxa" w:w="90"/>
+            </w:tcMar>
+          </w:tcPr>
+          <w:p>
+            <w:pPr>
+              <w:spacing w:after="0"/>
+            </w:pPr>
+            <w:r>
+              <w:rPr>
+                <w:b w:val="false"/>
+                <w:bCs w:val="false"/>
+                <w:sz w:val="20"/>
+                <w:szCs w:val="20"/>
+              </w:rPr>
+              <w:t xml:space="preserve">66-68, 83, 86 (case studies, claims, schema)</w:t>
+            </w:r>
+          </w:p>
+        </w:tc>
+        <w:tc>
+          <w:tcPr>
+            <w:tcW w:type="dxa" w:w="1800"/>
+            <w:tcMar>
+              <w:top w:type="dxa" w:w="60"/>
+              <w:left w:type="dxa" w:w="90"/>
+              <w:bottom w:type="dxa" w:w="60"/>
+              <w:right w:type="dxa" w:w="90"/>
+            </w:tcMar>
+          </w:tcPr>
+          <w:p>
+            <w:pPr>
+              <w:spacing w:after="0"/>
+            </w:pPr>
+            <w:r>
+              <w:rPr>
+                <w:b w:val="false"/>
+                <w:bCs w:val="false"/>
+                <w:sz w:val="20"/>
+                <w:szCs w:val="20"/>
+              </w:rPr>
+              <w:t xml:space="preserve">Confirmed</w:t>
+            </w:r>
+          </w:p>
+        </w:tc>
+        <w:tc>
+          <w:tcPr>
+            <w:tcW w:type="dxa" w:w="4260"/>
+            <w:tcMar>
+              <w:top w:type="dxa" w:w="60"/>
+              <w:left w:type="dxa" w:w="90"/>
+              <w:bottom w:type="dxa" w:w="60"/>
+              <w:right w:type="dxa" w:w="90"/>
+            </w:tcMar>
+          </w:tcPr>
+          <w:p>
+            <w:pPr>
+              <w:spacing w:after="0"/>
+            </w:pPr>
+            <w:r>
+              <w:rPr>
+                <w:b w:val="false"/>
+                <w:bCs w:val="false"/>
+                <w:sz w:val="20"/>
+                <w:szCs w:val="20"/>
+              </w:rPr>
+              <w:t xml:space="preserve">See R2, Y1 and Y2</w:t>
+            </w:r>
+          </w:p>
+        </w:tc>
+      </w:tr>
+      <w:tr>
+        <w:tc>
+          <w:tcPr>
+            <w:tcW w:type="dxa" w:w="3300"/>
+            <w:tcMar>
+              <w:top w:type="dxa" w:w="60"/>
+              <w:left w:type="dxa" w:w="90"/>
+              <w:bottom w:type="dxa" w:w="60"/>
+              <w:right w:type="dxa" w:w="90"/>
+            </w:tcMar>
+          </w:tcPr>
+          <w:p>
+            <w:pPr>
+              <w:spacing w:after="0"/>
+            </w:pPr>
+            <w:r>
+              <w:rPr>
+                <w:b w:val="false"/>
+                <w:bCs w:val="false"/>
+                <w:sz w:val="20"/>
+                <w:szCs w:val="20"/>
+              </w:rPr>
+              <w:t xml:space="preserve">76-90 (AEO and GEO)</w:t>
+            </w:r>
+          </w:p>
+        </w:tc>
+        <w:tc>
+          <w:tcPr>
+            <w:tcW w:type="dxa" w:w="1800"/>
+            <w:tcMar>
+              <w:top w:type="dxa" w:w="60"/>
+              <w:left w:type="dxa" w:w="90"/>
+              <w:bottom w:type="dxa" w:w="60"/>
+              <w:right w:type="dxa" w:w="90"/>
+            </w:tcMar>
+          </w:tcPr>
+          <w:p>
+            <w:pPr>
+              <w:spacing w:after="0"/>
+            </w:pPr>
+            <w:r>
+              <w:rPr>
+                <w:b w:val="false"/>
+                <w:bCs w:val="false"/>
+                <w:sz w:val="20"/>
+                <w:szCs w:val="20"/>
+              </w:rPr>
+              <w:t xml:space="preserve">Confirmed</w:t>
+            </w:r>
+          </w:p>
+        </w:tc>
+        <w:tc>
+          <w:tcPr>
+            <w:tcW w:type="dxa" w:w="4260"/>
+            <w:tcMar>
+              <w:top w:type="dxa" w:w="60"/>
+              <w:left w:type="dxa" w:w="90"/>
+              <w:bottom w:type="dxa" w:w="60"/>
+              <w:right w:type="dxa" w:w="90"/>
+            </w:tcMar>
+          </w:tcPr>
+          <w:p>
+            <w:pPr>
+              <w:spacing w:after="0"/>
+            </w:pPr>
+            <w:r>
+              <w:rPr>
+                <w:b w:val="false"/>
+                <w:bCs w:val="false"/>
+                <w:sz w:val="20"/>
+                <w:szCs w:val="20"/>
+              </w:rPr>
+              <w:t xml:space="preserve">See R6, Y3 and Y4</w:t>
+            </w:r>
+          </w:p>
+        </w:tc>
+      </w:tr>
+      <w:tr>
+        <w:tc>
+          <w:tcPr>
+            <w:tcW w:type="dxa" w:w="3300"/>
+            <w:tcMar>
+              <w:top w:type="dxa" w:w="60"/>
+              <w:left w:type="dxa" w:w="90"/>
+              <w:bottom w:type="dxa" w:w="60"/>
+              <w:right w:type="dxa" w:w="90"/>
+            </w:tcMar>
+          </w:tcPr>
+          <w:p>
+            <w:pPr>
+              <w:spacing w:after="0"/>
+            </w:pPr>
+            <w:r>
+              <w:rPr>
+                <w:b w:val="false"/>
+                <w:bCs w:val="false"/>
+                <w:sz w:val="20"/>
+                <w:szCs w:val="20"/>
+              </w:rPr>
+              <w:t xml:space="preserve">82 (BreadcrumbList)</w:t>
+            </w:r>
+          </w:p>
+        </w:tc>
+        <w:tc>
+          <w:tcPr>
+            <w:tcW w:type="dxa" w:w="1800"/>
+            <w:tcMar>
+              <w:top w:type="dxa" w:w="60"/>
+              <w:left w:type="dxa" w:w="90"/>
+              <w:bottom w:type="dxa" w:w="60"/>
+              <w:right w:type="dxa" w:w="90"/>
+            </w:tcMar>
+          </w:tcPr>
+          <w:p>
+            <w:pPr>
+              <w:spacing w:after="0"/>
+            </w:pPr>
+            <w:r>
+              <w:rPr>
+                <w:b w:val="false"/>
+                <w:bCs w:val="false"/>
+                <w:sz w:val="20"/>
+                <w:szCs w:val="20"/>
+              </w:rPr>
+              <w:t xml:space="preserve">No fault</w:t>
+            </w:r>
+          </w:p>
+        </w:tc>
+        <w:tc>
+          <w:tcPr>
+            <w:tcW w:type="dxa" w:w="4260"/>
+            <w:tcMar>
+              <w:top w:type="dxa" w:w="60"/>
+              <w:left w:type="dxa" w:w="90"/>
+              <w:bottom w:type="dxa" w:w="60"/>
+              <w:right w:type="dxa" w:w="90"/>
+            </w:tcMar>
+          </w:tcPr>
+          <w:p>
+            <w:pPr>
+              <w:spacing w:after="0"/>
+            </w:pPr>
+            <w:r>
+              <w:rPr>
+                <w:b w:val="false"/>
+                <w:bCs w:val="false"/>
+                <w:sz w:val="20"/>
+                <w:szCs w:val="20"/>
+              </w:rPr>
+              <w:t xml:space="preserve">Markup is valid. GSC's "Unnamed item" label is cosmetic</w:t>
+            </w:r>
+          </w:p>
+        </w:tc>
+      </w:tr>
+    </w:tbl>
+    <w:p>
+      <w:pPr>
+        <w:spacing w:after="120"/>
+      </w:pPr>
+      <w:r>
+        <w:t xml:space="preserve">Items not listed are sound practice but generic. Under audit-rigor rules they are ongoing hygiene, not findings. The roadmap below is ordered by impact.</w:t>
+      </w:r>
+    </w:p>
     <w:p>
       <w:pPr>
         <w:pStyle w:val="Heading1"/>
@@ -3705,7 +5731,7 @@
         <w:spacing w:after="120"/>
       </w:pPr>
       <w:r>
-        <w:t xml:space="preserve">Health score = 100 - (1 critical x 15 + 5 high x 8 + 6 medium x 3 + 3 low x 1) = 24 (band F).</w:t>
+        <w:t xml:space="preserve">Health score = 100 - (1 critical x 15 + 5 high x 8 + 6 medium x 3 + 4 low x 1) = 23 (band F).</w:t>
       </w:r>
     </w:p>
     <w:p>
@@ -6364,7 +8390,7 @@
         <w:t xml:space="preserve">Evidence.  </w:t>
       </w:r>
       <w:r>
-        <w:t xml:space="preserve">Response headers show cf-cache-status: HIT with age climbing from 187 s to over 420 s, which is past the origin's own cache-control: private, max-age=360. So Cloudflare is caching a response the origin marked private, under an edge TTL override. The other 2,039 URLs were served normally in a full sweep at 12:07 UTC on 29 October.</w:t>
+        <w:t xml:space="preserve">Response headers show cf-cache-status: HIT with age climbing from 187 s to over 420 s, which is past the origin's own cache-control: private, max-age=360. So Cloudflare is caching a response the origin marked private, under an edge TTL override. The other 2,039 URLs were served normally in a full sweep at 12:07 UTC on 29 October. /contact/ was still serving the challenge more than 30 minutes later. Ubersuggest's site-audit crawler was separately served the same page on the homepage, which is why its audit scores 43/100 from a single page.</w:t>
       </w:r>
     </w:p>
     <w:p>
@@ -6532,7 +8558,7 @@
         <w:t xml:space="preserve">Evidence.  </w:t>
       </w:r>
       <w:r>
-        <w:t xml:space="preserve">Live robots meta on every sampled page; GSC list_sitemaps shows both sitemaps submitted and downloaded in the last week. The Paarl page promises "Gauteng-calibre web design... built remote-first for Paarl businesses", which is a template filled in per town.</w:t>
+        <w:t xml:space="preserve">Live robots meta on every sampled page; GSC list_sitemaps shows both sitemaps submitted and downloaded in the last week. The Paarl page promises "Gauteng-calibre web design... built remote-first for Paarl businesses", which is a template filled in per town. The GSC Coverage export shows Google has already crawled and declined to index 19 city service pages and 23 glossary pages.</w:t>
       </w:r>
     </w:p>
     <w:p>
@@ -7284,7 +9310,24 @@
         <w:spacing w:after="130" w:before="260"/>
       </w:pPr>
       <w:r>
-        <w:t xml:space="preserve">Y9. Sitemap housekeeping in Search Console (low)</w:t>
+        <w:t xml:space="preserve">Y9. Redirect chains and irrelevant redirect targets (low)</w:t>
+      </w:r>
+    </w:p>
+    <w:p>
+      <w:pPr>
+        <w:spacing w:after="120"/>
+      </w:pPr>
+      <w:r>
+        <w:t xml:space="preserve">28 of the 118 redirecting URLs in GSC take more than one hop. For example, juicydesigns.co.za/glossary/kpi goes to www, then adds the trailing slash. Make the non-www rule redirect straight to the final https://www URL with the trailing slash. /downloads/ and /downloads/TikTok Advertising South Africa.pdf redirect to /blog/, which Google treats as a soft 404. Restore the PDF, or point both at /services/tiktok-advertising-south-africa/, or return 410. The URL ?domain={search_term_string} that GSC reported as a 5xx came from an old SearchAction template. This branch removes the remaining SearchAction from facts.json; Google retired sitelinks search box markup in October 2024. Redirect changes are high-risk: stage them.</w:t>
+      </w:r>
+    </w:p>
+    <w:p>
+      <w:pPr>
+        <w:pStyle w:val="Heading2"/>
+        <w:spacing w:after="130" w:before="260"/>
+      </w:pPr>
+      <w:r>
+        <w:t xml:space="preserve">Y10. Sitemap housekeeping in Search Console (low)</w:t>
       </w:r>
     </w:p>
     <w:p>
@@ -8991,7 +11034,211 @@
                 <w:sz w:val="20"/>
                 <w:szCs w:val="20"/>
               </w:rPr>
-              <w:t xml:space="preserve">16. Remove the http:// sitemap from GSC; fix the sitemap-resources warnings (Y9)</w:t>
+              <w:t xml:space="preserve">16. Remove the http:// sitemap from GSC; fix the sitemap-resources warnings (Y10)</w:t>
+            </w:r>
+          </w:p>
+        </w:tc>
+        <w:tc>
+          <w:tcPr>
+            <w:tcW w:type="dxa" w:w="900"/>
+            <w:tcMar>
+              <w:top w:type="dxa" w:w="60"/>
+              <w:left w:type="dxa" w:w="90"/>
+              <w:bottom w:type="dxa" w:w="60"/>
+              <w:right w:type="dxa" w:w="90"/>
+            </w:tcMar>
+          </w:tcPr>
+          <w:p>
+            <w:pPr>
+              <w:spacing w:after="0"/>
+            </w:pPr>
+            <w:r>
+              <w:rPr>
+                <w:b w:val="false"/>
+                <w:bCs w:val="false"/>
+                <w:sz w:val="20"/>
+                <w:szCs w:val="20"/>
+              </w:rPr>
+              <w:t xml:space="preserve">S</w:t>
+            </w:r>
+          </w:p>
+        </w:tc>
+        <w:tc>
+          <w:tcPr>
+            <w:tcW w:type="dxa" w:w="900"/>
+            <w:tcMar>
+              <w:top w:type="dxa" w:w="60"/>
+              <w:left w:type="dxa" w:w="90"/>
+              <w:bottom w:type="dxa" w:w="60"/>
+              <w:right w:type="dxa" w:w="90"/>
+            </w:tcMar>
+          </w:tcPr>
+          <w:p>
+            <w:pPr>
+              <w:spacing w:after="0"/>
+            </w:pPr>
+            <w:r>
+              <w:rPr>
+                <w:b w:val="false"/>
+                <w:bCs w:val="false"/>
+                <w:sz w:val="20"/>
+                <w:szCs w:val="20"/>
+              </w:rPr>
+              <w:t xml:space="preserve">S</w:t>
+            </w:r>
+          </w:p>
+        </w:tc>
+        <w:tc>
+          <w:tcPr>
+            <w:tcW w:type="dxa" w:w="1600"/>
+            <w:tcMar>
+              <w:top w:type="dxa" w:w="60"/>
+              <w:left w:type="dxa" w:w="90"/>
+              <w:bottom w:type="dxa" w:w="60"/>
+              <w:right w:type="dxa" w:w="90"/>
+            </w:tcMar>
+          </w:tcPr>
+          <w:p>
+            <w:pPr>
+              <w:spacing w:after="0"/>
+            </w:pPr>
+            <w:r>
+              <w:rPr>
+                <w:b w:val="false"/>
+                <w:bCs w:val="false"/>
+                <w:sz w:val="20"/>
+                <w:szCs w:val="20"/>
+              </w:rPr>
+              <w:t xml:space="preserve">Dev</w:t>
+            </w:r>
+          </w:p>
+        </w:tc>
+      </w:tr>
+      <w:tr>
+        <w:tc>
+          <w:tcPr>
+            <w:tcW w:type="dxa" w:w="5960"/>
+            <w:tcMar>
+              <w:top w:type="dxa" w:w="60"/>
+              <w:left w:type="dxa" w:w="90"/>
+              <w:bottom w:type="dxa" w:w="60"/>
+              <w:right w:type="dxa" w:w="90"/>
+            </w:tcMar>
+          </w:tcPr>
+          <w:p>
+            <w:pPr>
+              <w:spacing w:after="0"/>
+            </w:pPr>
+            <w:r>
+              <w:rPr>
+                <w:b w:val="false"/>
+                <w:bCs w:val="false"/>
+                <w:sz w:val="20"/>
+                <w:szCs w:val="20"/>
+              </w:rPr>
+              <w:t xml:space="preserve">17. Collapse 2-hop redirects to one hop; repoint /downloads/ and the TikTok PDF* (Y9)</w:t>
+            </w:r>
+          </w:p>
+        </w:tc>
+        <w:tc>
+          <w:tcPr>
+            <w:tcW w:type="dxa" w:w="900"/>
+            <w:tcMar>
+              <w:top w:type="dxa" w:w="60"/>
+              <w:left w:type="dxa" w:w="90"/>
+              <w:bottom w:type="dxa" w:w="60"/>
+              <w:right w:type="dxa" w:w="90"/>
+            </w:tcMar>
+          </w:tcPr>
+          <w:p>
+            <w:pPr>
+              <w:spacing w:after="0"/>
+            </w:pPr>
+            <w:r>
+              <w:rPr>
+                <w:b w:val="false"/>
+                <w:bCs w:val="false"/>
+                <w:sz w:val="20"/>
+                <w:szCs w:val="20"/>
+              </w:rPr>
+              <w:t xml:space="preserve">S</w:t>
+            </w:r>
+          </w:p>
+        </w:tc>
+        <w:tc>
+          <w:tcPr>
+            <w:tcW w:type="dxa" w:w="900"/>
+            <w:tcMar>
+              <w:top w:type="dxa" w:w="60"/>
+              <w:left w:type="dxa" w:w="90"/>
+              <w:bottom w:type="dxa" w:w="60"/>
+              <w:right w:type="dxa" w:w="90"/>
+            </w:tcMar>
+          </w:tcPr>
+          <w:p>
+            <w:pPr>
+              <w:spacing w:after="0"/>
+            </w:pPr>
+            <w:r>
+              <w:rPr>
+                <w:b w:val="false"/>
+                <w:bCs w:val="false"/>
+                <w:sz w:val="20"/>
+                <w:szCs w:val="20"/>
+              </w:rPr>
+              <w:t xml:space="preserve">S</w:t>
+            </w:r>
+          </w:p>
+        </w:tc>
+        <w:tc>
+          <w:tcPr>
+            <w:tcW w:type="dxa" w:w="1600"/>
+            <w:tcMar>
+              <w:top w:type="dxa" w:w="60"/>
+              <w:left w:type="dxa" w:w="90"/>
+              <w:bottom w:type="dxa" w:w="60"/>
+              <w:right w:type="dxa" w:w="90"/>
+            </w:tcMar>
+          </w:tcPr>
+          <w:p>
+            <w:pPr>
+              <w:spacing w:after="0"/>
+            </w:pPr>
+            <w:r>
+              <w:rPr>
+                <w:b w:val="false"/>
+                <w:bCs w:val="false"/>
+                <w:sz w:val="20"/>
+                <w:szCs w:val="20"/>
+              </w:rPr>
+              <w:t xml:space="preserve">Dev</w:t>
+            </w:r>
+          </w:p>
+        </w:tc>
+      </w:tr>
+      <w:tr>
+        <w:tc>
+          <w:tcPr>
+            <w:tcW w:type="dxa" w:w="5960"/>
+            <w:tcMar>
+              <w:top w:type="dxa" w:w="60"/>
+              <w:left w:type="dxa" w:w="90"/>
+              <w:bottom w:type="dxa" w:w="60"/>
+              <w:right w:type="dxa" w:w="90"/>
+            </w:tcMar>
+          </w:tcPr>
+          <w:p>
+            <w:pPr>
+              <w:spacing w:after="0"/>
+            </w:pPr>
+            <w:r>
+              <w:rPr>
+                <w:b w:val="false"/>
+                <w:bCs w:val="false"/>
+                <w:sz w:val="20"/>
+                <w:szCs w:val="20"/>
+              </w:rPr>
+              <w:t xml:space="preserve">18. Validate fix for the 12 5xx URLs in GSC; export and triage the 45 404s by inbound links</w:t>
             </w:r>
           </w:p>
         </w:tc>
